--- a/courts/seventh-circuit/illinois/state/appellate-court/motion-brief/usage/OUTPUT-motion-brief.docx
+++ b/courts/seventh-circuit/illinois/state/appellate-court/motion-brief/usage/OUTPUT-motion-brief.docx
@@ -1118,7 +1118,7 @@
         <w:pStyle w:val="XdQuoteOnly"/>
       </w:pPr>
       <w:r>
-        <w:t xml:space="preserve">a. “a. “Stay of Enforcement of Money Judgments. The enforcement of a judgment for money only, or any portion of a judgment which is for money, shall be stayed ifa timely notice of appeal is filed and an appeal bond or other fonn of security,including, but not limited to, letters of credit, escrow agreements, and certificates of deposit, is presented to, approved by and filed with the court within the time for filing the notice of appeal or within any extension of time granted under paragraph ( c) of this rule. Notice of the presentment of the bond or other fonn of security shall be given by the judgment debtor to allparties ....”</w:t>
+        <w:t xml:space="preserve">a. “a. “Stay of Enforcement of Money Judgments. The enforcement of a judgment for money only, or any portion of a judgment which is for money, shall be stayed ifa timely notice of appeal is filed and an appeal bond or other fonn of security,including, but not limited to, letters of credit, escrow agreements, and certificates of deposit, is presented to, approved by and filed with the court within the time for filing the notice of appeal or within any extension of time granted under paragraph ( c) of this rule. Notice of the presentment of the bond or other fonn of security shall be given by the judgment debtor to allparties ⁠....”</w:t>
       </w:r>
     </w:p>
     <w:p>
@@ -2187,6 +2187,7 @@
     <w:unhideWhenUsed/>
     <w:qFormat/>
     <w:pPr>
+      <w:keepLines/>
       <w:spacing w:before="0" w:after="140" w:line="276" w:lineRule="exact"/>
     </w:pPr>
     <w:rPr>
@@ -2437,6 +2438,33 @@
     <w:pPr>
       <w:spacing w:before="0" w:after="0" w:line="276" w:lineRule="exact"/>
       <w:ind w:left="2160" w:hanging="720"/>
+    </w:pPr>
+  </w:style>
+  <w:style w:type="paragraph" w:customStyle="1" w:styleId="XdQuoteList1">
+    <w:name w:val="Xd Quote List 1"/>
+    <w:basedOn w:val="Normal"/>
+    <w:qFormat/>
+    <w:pPr>
+      <w:spacing w:before="0" w:after="0" w:line="276" w:lineRule="exact"/>
+      <w:ind w:left="1440" w:right="720" w:hanging="720"/>
+    </w:pPr>
+  </w:style>
+  <w:style w:type="paragraph" w:customStyle="1" w:styleId="XdQuoteList2">
+    <w:name w:val="Xd Quote List 2"/>
+    <w:basedOn w:val="Normal"/>
+    <w:qFormat/>
+    <w:pPr>
+      <w:spacing w:before="0" w:after="0" w:line="276" w:lineRule="exact"/>
+      <w:ind w:left="2160" w:right="720" w:hanging="720"/>
+    </w:pPr>
+  </w:style>
+  <w:style w:type="paragraph" w:customStyle="1" w:styleId="XdQuoteList3">
+    <w:name w:val="Xd Quote List 3"/>
+    <w:basedOn w:val="Normal"/>
+    <w:qFormat/>
+    <w:pPr>
+      <w:spacing w:before="0" w:after="0" w:line="276" w:lineRule="exact"/>
+      <w:ind w:left="2880" w:right="720" w:hanging="720"/>
     </w:pPr>
   </w:style>
   <w:style w:type="paragraph" w:customStyle="1" w:styleId="XdQuoteOnly">

--- a/courts/seventh-circuit/illinois/state/appellate-court/motion-brief/usage/OUTPUT-motion-brief.docx
+++ b/courts/seventh-circuit/illinois/state/appellate-court/motion-brief/usage/OUTPUT-motion-brief.docx
@@ -15,11 +15,7 @@
         <w:t xml:space="preserve"> </w:t>
       </w:r>
       <w:r>
-        <w:t xml:space="preserve">1</w:t>
-        <w:noBreakHyphen/>
-        <w:t xml:space="preserve">22</w:t>
-        <w:noBreakHyphen/>
-        <w:t xml:space="preserve">0322</w:t>
+        <w:t xml:space="preserve">1-⁠22-⁠0322</w:t>
       </w:r>
     </w:p>
     <w:p>
@@ -368,9 +364,7 @@
               <w:t xml:space="preserve"> </w:t>
             </w:r>
             <w:r>
-              <w:t xml:space="preserve">03050</w:t>
-              <w:noBreakHyphen/>
-              <w:t xml:space="preserve">01</w:t>
+              <w:t xml:space="preserve">03050-⁠01</w:t>
             </w:r>
           </w:p>
           <w:p>
@@ -778,11 +772,7 @@
               <w:t xml:space="preserve"> </w:t>
             </w:r>
             <w:r>
-              <w:t xml:space="preserve">312</w:t>
-              <w:noBreakHyphen/>
-              <w:t xml:space="preserve">380</w:t>
-              <w:noBreakHyphen/>
-              <w:t xml:space="preserve">5341</w:t>
+              <w:t xml:space="preserve">312-⁠380-⁠5341</w:t>
             </w:r>
           </w:p>
           <w:p>
@@ -1473,9 +1463,7 @@
               <w:t xml:space="preserve"> </w:t>
             </w:r>
             <w:r>
-              <w:t xml:space="preserve">280</w:t>
-              <w:noBreakHyphen/>
-              <w:t xml:space="preserve">5341</w:t>
+              <w:t xml:space="preserve">280-⁠5341</w:t>
             </w:r>
           </w:p>
           <w:p>
@@ -2188,7 +2176,7 @@
     <w:qFormat/>
     <w:pPr>
       <w:keepLines/>
-      <w:spacing w:before="0" w:after="140" w:line="276" w:lineRule="exact"/>
+      <w:spacing w:before="46" w:after="140" w:line="276" w:lineRule="exact"/>
     </w:pPr>
     <w:rPr>
       <w:sz w:val="24"/>
